--- a/livrables/lecons/2026-08-07_lecon-appli-ia_02_socle-web-premier-ecran.docx
+++ b/livrables/lecons/2026-08-07_lecon-appli-ia_02_socle-web-premier-ecran.docx
@@ -1714,7 +1714,7 @@
           <w:sz w:val="22"/>
           <w:szCs w:val="22"/>
         </w:rPr>
-        <w:t xml:space="preserve">Vérifie maintenant dans l'onglet et compare tes prédictions. L'écart entre ce que tu imaginais et ce que tu vois IS the learning.</w:t>
+        <w:t xml:space="preserve">Vérifie maintenant dans l'onglet et compare tes prédictions. L'écart entre ce que tu imaginais et ce que tu vois, c'est précisément là que se trouve l'apprentissage.</w:t>
       </w:r>
     </w:p>
     <w:p>

--- a/livrables/lecons/2026-08-07_lecon-appli-ia_02_socle-web-premier-ecran.docx
+++ b/livrables/lecons/2026-08-07_lecon-appli-ia_02_socle-web-premier-ecran.docx
@@ -393,7 +393,7 @@
           <w:sz w:val="22"/>
           <w:szCs w:val="22"/>
         </w:rPr>
-        <w:t xml:space="preserve">JavaScript gère le COMPORTEMENT : réagir au clic, modifier la page sans la recharger, aller chercher des données sur le serveur. Dans index.html, c'est le bloc &lt;script&gt; qui appelle fetch('/api/inventaire') et construit les cartes dynamiquement.</w:t>
+        <w:t xml:space="preserve">JavaScript gère le COMPORTEMENT : réagir au clic, modifier la page sans la recharger, aller chercher des données sur le serveur. Dans le Portail, c'est api.js qui appelle fetch('/api/inventaire') et rendu.js qui construit les cartes ; app.js se contente d'enchaîner les deux. ⚠️ Mise à jour du 09/08/2026 : au moment de la rédaction, tout cela tenait dans un bloc &lt;script&gt; à l'intérieur d'index.html. Le code a été extrait puis découpé en modules le 09/08 ; index.html ne contient plus que la structure.</w:t>
       </w:r>
     </w:p>
     <w:p>
@@ -630,7 +630,7 @@
           <w:sz w:val="22"/>
           <w:szCs w:val="22"/>
         </w:rPr>
-        <w:t xml:space="preserve">Deux requêtes pour afficher une page, c'est normal et délibéré : la première charge la structure, la seconde charge les données. C'est le pattern qu'on retrouvera jusqu'en leçon 08.</w:t>
+        <w:t xml:space="preserve">Deux requêtes pour afficher une page, c'est normal et délibéré : la première charge la structure, la seconde charge les données. C'est le pattern qu'on retrouvera jusqu'en leçon 08. ⚠️ Mise à jour du 09/08/2026 : depuis l'extraction du CSS et du JavaScript, la page en déclenche SIX, mesurées dans le navigateur — /, style.css, app.js, api.js, rendu.js, puis /api/inventaire. Le principe ne change pas, il se précise : une requête pour la structure, autant que nécessaire pour les ressources qu'elle déclare, une dernière pour les données.</w:t>
       </w:r>
     </w:p>
     <w:p>
@@ -1022,7 +1022,7 @@
           <w:sz w:val="22"/>
           <w:szCs w:val="22"/>
         </w:rPr>
-        <w:t xml:space="preserve">Sur Windows, le séparateur est \ ; path.join() gère cela automatiquement. __dirname + '/public' casse sur Windows.</w:t>
+        <w:t xml:space="preserve">path.join() NORMALISE le chemin obtenu : path.join('a/', '/b') donne 'a/b' là où la concaténation produit 'a//b', et les segments '.' et '..' sont résolus au passage. ⚠️ Correction du 09/08/2026 : cette leçon affirmait au départ que « sur Windows, le séparateur est \ » et que « __dirname + '/public' casse sur Windows ». C'est FAUX, et vérifiable en une ligne sur un poste Windows. La documentation officielle de Node.js (module path, section path.sep) indique que Windows accepte les DEUX séparateurs en ENTRÉE, et n'impose la barre oblique inverse qu'en SORTIE. Le conseil reste bon, mais sa justification était mauvaise : on utilise path.join() pour la normalisation, pas pour la portabilité.</w:t>
       </w:r>
     </w:p>
     <w:p>
@@ -2748,7 +2748,7 @@
           <w:sz w:val="22"/>
           <w:szCs w:val="22"/>
         </w:rPr>
-        <w:t xml:space="preserve">Dans index.html, après avoir reçu les données de l'API, calcule et affiche dans &lt;footer&gt; le nombre total de livrables (somme des info.nombre de toutes les catégories) et leur poids total en Mo (somme des info.taille_ko / 1024, arrondie à 1 décimale). Critère de réussite : le pied de page affiche quelque chose comme « 210 livrables · 54,3 Mo — chargé à 08:15:32 ».</w:t>
+        <w:t xml:space="preserve">Dans public/rendu.js, après avoir reçu les données de l'API, calcule et affiche dans &lt;footer&gt; le nombre total de livrables (somme des info.nombre de toutes les catégories) et leur poids total en Mo (somme des info.taille_ko / 1024, arrondie à 1 décimale). Critère de réussite : le pied de page affiche quelque chose comme « 210 livrables · 54,3 Mo — chargé à 08:15:32 ». (Énoncé du 07/08 : « dans index.html » — le code a été découpé le 09/08. Ce challenge est RÉSOLU : voir la fonction afficherTotaux() de rendu.js.)</w:t>
       </w:r>
     </w:p>
     <w:p>
@@ -2778,7 +2778,7 @@
           <w:sz w:val="22"/>
           <w:szCs w:val="22"/>
         </w:rPr>
-        <w:t xml:space="preserve">Dans les listes de fichiers récents, ajoute un indicateur visuel (un point coloré, un fond différent, ou un badge « nouveau ») sur tout fichier dont le champ modifie correspond à la date du jour (récupère-la avec new Date().toISOString().slice(0,10) et compare). Critère de réussite : les livrables générés aujourd'hui ressortent visuellement des autres.</w:t>
+        <w:t xml:space="preserve">Dans public/rendu.js, dans les listes de fichiers récents, ajoute un indicateur visuel (un point coloré, un fond différent, ou un badge « nouveau ») sur tout fichier dont le champ modifie correspond à la date du jour (récupère-la avec new Date().toISOString().slice(0,10) et compare). Critère de réussite : les livrables générés aujourd'hui ressortent visuellement des autres. (Découpé en 10 paliers progressifs dans livrables/documents/2026-08-09_challenge-b-10-paliers.docx.)</w:t>
       </w:r>
     </w:p>
     <w:p>
@@ -2808,7 +2808,7 @@
           <w:sz w:val="22"/>
           <w:szCs w:val="22"/>
         </w:rPr>
-        <w:t xml:space="preserve">Ajoute dans serveur.js un second tri dans inventaire() : pour chaque catégorie, propose aussi les 3 fichiers les plus LOURDS (field taille) dans un champ plus_lourds. Affiche-les dans index.html sous la liste des récents, avec leur poids en Ko. Critère de réussite : la carte 'quiz' affiche ses 3 fichiers les plus volumineux (les quiz PPTX font souvent plusieurs Mo).</w:t>
+        <w:t xml:space="preserve">Ajoute dans serveur.js un second tri dans inventaire() : pour chaque catégorie, propose aussi les 3 fichiers les plus LOURDS (champ taille) dans un champ plus_lourds. Affiche-les dans public/rendu.js sous la liste des récents, avec leur poids en Ko. Critère de réussite : la carte 'quiz' affiche ses 3 fichiers les plus volumineux (les quiz PPTX font souvent plusieurs Mo). (Découpé en 10 paliers progressifs dans livrables/documents/2026-08-09_challenge-c-10-paliers.docx.)</w:t>
       </w:r>
     </w:p>
     <w:p>
@@ -2992,7 +2992,7 @@
           <w:sz w:val="22"/>
           <w:szCs w:val="22"/>
         </w:rPr>
-        <w:t xml:space="preserve">Pré-requis : avoir complété au moins un des challenges de cette leçon, pour être à l'aise avec la structure du code existant. La leçon 03 s'appuiera sur les fichiers scripts/serveur.js et public/index.html tels qu'ils sont après la leçon 02.</w:t>
+        <w:t xml:space="preserve">Pré-requis : avoir complété au moins un des challenges de cette leçon, pour être à l'aise avec la structure du code existant. La leçon 03 s'appuiera sur le code tel qu'il est à l'issue de la leçon 02 ET des refactorisations du 09/08/2026 : scripts/serveur.js côté serveur, et cinq fichiers côté navigateur — index.html (structure seule), style.css (apparence), app.js (orchestration), api.js (accès aux données), rendu.js (affichage).</w:t>
       </w:r>
     </w:p>
     <w:p>

--- a/livrables/lecons/2026-08-07_lecon-appli-ia_02_socle-web-premier-ecran.docx
+++ b/livrables/lecons/2026-08-07_lecon-appli-ia_02_socle-web-premier-ecran.docx
@@ -393,7 +393,7 @@
           <w:sz w:val="22"/>
           <w:szCs w:val="22"/>
         </w:rPr>
-        <w:t xml:space="preserve">JavaScript gère le COMPORTEMENT : réagir au clic, modifier la page sans la recharger, aller chercher des données sur le serveur. Dans le Portail, c'est api.js qui appelle fetch('/api/inventaire') et rendu.js qui construit les cartes ; app.js se contente d'enchaîner les deux. ⚠️ Mise à jour du 09/08/2026 : au moment de la rédaction, tout cela tenait dans un bloc &lt;script&gt; à l'intérieur d'index.html. Le code a été extrait puis découpé en modules le 09/08 ; index.html ne contient plus que la structure.</w:t>
+        <w:t xml:space="preserve">JavaScript gère le COMPORTEMENT : réagir au clic, modifier la page sans la recharger, aller chercher des données sur le serveur. Dans le Portail, ce travail est réparti sur trois fichiers : api.js appelle fetch('/api/inventaire'), rendu.js construit les cartes, et app.js se contente d'enchaîner les deux. index.html, lui, ne décrit plus que la structure.</w:t>
       </w:r>
     </w:p>
     <w:p>
@@ -604,7 +604,7 @@
           <w:sz w:val="22"/>
           <w:szCs w:val="22"/>
         </w:rPr>
-        <w:t xml:space="preserve">le navigateur interprète le HTML, charge le CSS, exécute le JS, qui lui-même envoie une deuxième requête vers /api/inventaire.</w:t>
+        <w:t xml:space="preserve">le navigateur interprète le HTML, télécharge le CSS et les modules JavaScript qu'il déclare, puis exécute ces derniers — qui envoient à leur tour une requête vers /api/inventaire.</w:t>
       </w:r>
     </w:p>
     <w:p>
@@ -630,7 +630,7 @@
           <w:sz w:val="22"/>
           <w:szCs w:val="22"/>
         </w:rPr>
-        <w:t xml:space="preserve">Deux requêtes pour afficher une page, c'est normal et délibéré : la première charge la structure, la seconde charge les données. C'est le pattern qu'on retrouvera jusqu'en leçon 08. ⚠️ Mise à jour du 09/08/2026 : depuis l'extraction du CSS et du JavaScript, la page en déclenche SIX, mesurées dans le navigateur — /, style.css, app.js, api.js, rendu.js, puis /api/inventaire. Le principe ne change pas, il se précise : une requête pour la structure, autant que nécessaire pour les ressources qu'elle déclare, une dernière pour les données.</w:t>
+        <w:t xml:space="preserve">Six requêtes pour afficher une page, c'est normal et délibéré : /, puis style.css, app.js, api.js et rendu.js, puis /api/inventaire. Une requête pour la structure, autant que nécessaire pour les ressources qu'elle déclare, une dernière pour les données. Compte-les toi-même dans l'onglet Réseau des outils de développement (F12) : c'est le meilleur moyen de vérifier que tu as compris ce qui se passe. C'est le pattern qu'on retrouvera jusqu'en leçon 08.</w:t>
       </w:r>
     </w:p>
     <w:p>
@@ -1022,7 +1022,7 @@
           <w:sz w:val="22"/>
           <w:szCs w:val="22"/>
         </w:rPr>
-        <w:t xml:space="preserve">path.join() NORMALISE le chemin obtenu : path.join('a/', '/b') donne 'a/b' là où la concaténation produit 'a//b', et les segments '.' et '..' sont résolus au passage. ⚠️ Correction du 09/08/2026 : cette leçon affirmait au départ que « sur Windows, le séparateur est \ » et que « __dirname + '/public' casse sur Windows ». C'est FAUX, et vérifiable en une ligne sur un poste Windows. La documentation officielle de Node.js (module path, section path.sep) indique que Windows accepte les DEUX séparateurs en ENTRÉE, et n'impose la barre oblique inverse qu'en SORTIE. Le conseil reste bon, mais sa justification était mauvaise : on utilise path.join() pour la normalisation, pas pour la portabilité.</w:t>
+        <w:t xml:space="preserve">path.join() NORMALISE le chemin obtenu : path.join('a/', '/b') donne 'a/b' là où la concaténation produit 'a//b', et les segments '.' et '..' sont résolus au passage. Attention à l'argument que l'on lit partout, y compris sous la plume d'une IA : « ça casse sur Windows » est FAUX. La documentation officielle de Node.js (module path, section path.sep) indique que Windows accepte les DEUX séparateurs en ENTRÉE, et n'impose la barre oblique inverse qu'en SORTIE. __dirname + '/public' fonctionne donc très bien sous Windows. La vraie raison d'utiliser path.join() est la normalisation, pas la portabilité — et savoir distinguer les deux t'évitera de propager une idée reçue.</w:t>
       </w:r>
     </w:p>
     <w:p>
@@ -2748,7 +2748,7 @@
           <w:sz w:val="22"/>
           <w:szCs w:val="22"/>
         </w:rPr>
-        <w:t xml:space="preserve">Dans public/rendu.js, après avoir reçu les données de l'API, calcule et affiche dans &lt;footer&gt; le nombre total de livrables (somme des info.nombre de toutes les catégories) et leur poids total en Mo (somme des info.taille_ko / 1024, arrondie à 1 décimale). Critère de réussite : le pied de page affiche quelque chose comme « 210 livrables · 54,3 Mo — chargé à 08:15:32 ». (Énoncé du 07/08 : « dans index.html » — le code a été découpé le 09/08. Ce challenge est RÉSOLU : voir la fonction afficherTotaux() de rendu.js.)</w:t>
+        <w:t xml:space="preserve">Dans public/rendu.js, après avoir reçu les données de l'API, calcule et affiche dans &lt;footer&gt; le nombre total de livrables (somme des info.nombre de toutes les catégories) et leur poids total en Mo (somme des info.taille_ko / 1024, arrondie à 1 décimale). Critère de réussite : le pied de page affiche quelque chose comme « 210 livrables · 54,3 Mo — chargé à 08:15:32 ». Ce challenge est déjà résolu dans le projet : va lire la fonction afficherTotaux() de rendu.js avant de le refaire toi-même.</w:t>
       </w:r>
     </w:p>
     <w:p>
@@ -2992,7 +2992,7 @@
           <w:sz w:val="22"/>
           <w:szCs w:val="22"/>
         </w:rPr>
-        <w:t xml:space="preserve">Pré-requis : avoir complété au moins un des challenges de cette leçon, pour être à l'aise avec la structure du code existant. La leçon 03 s'appuiera sur le code tel qu'il est à l'issue de la leçon 02 ET des refactorisations du 09/08/2026 : scripts/serveur.js côté serveur, et cinq fichiers côté navigateur — index.html (structure seule), style.css (apparence), app.js (orchestration), api.js (accès aux données), rendu.js (affichage).</w:t>
+        <w:t xml:space="preserve">Pré-requis : avoir complété au moins un des challenges de cette leçon, pour être à l'aise avec la structure du code existant. La leçon 03 s'appuiera sur le code tel qu'il est à l'issue de la leçon 02 : scripts/serveur.js côté serveur, et cinq fichiers côté navigateur — index.html (structure seule), style.css (apparence), app.js (orchestration), api.js (accès aux données), rendu.js (affichage).</w:t>
       </w:r>
     </w:p>
     <w:p>
@@ -3001,6 +3001,249 @@
       </w:pPr>
       <w:r>
         <w:t xml:space="preserve"/>
+      </w:r>
+    </w:p>
+    <w:p>
+      <w:pPr>
+        <w:pStyle w:val="Heading2"/>
+        <w:spacing w:after="120" w:before="320"/>
+      </w:pPr>
+      <w:r>
+        <w:rPr>
+          <w:rFonts w:ascii="Times New Roman" w:cs="Times New Roman" w:eastAsia="Times New Roman" w:hAnsi="Times New Roman"/>
+          <w:b/>
+          <w:bCs/>
+          <w:color w:val="1B3A6B"/>
+          <w:sz w:val="30"/>
+          <w:szCs w:val="30"/>
+        </w:rPr>
+        <w:t xml:space="preserve">📝 Journal des corrections</w:t>
+      </w:r>
+    </w:p>
+    <w:p>
+      <w:pPr>
+        <w:pBdr>
+          <w:left w:val="single" w:color="1B3A6B" w:sz="6"/>
+        </w:pBdr>
+        <w:shd w:fill="EEF2F7" w:val="clear"/>
+        <w:spacing w:after="40" w:before="80"/>
+        <w:ind w:left="200"/>
+      </w:pPr>
+      <w:r>
+        <w:rPr>
+          <w:rFonts w:ascii="Times New Roman" w:cs="Times New Roman" w:eastAsia="Times New Roman" w:hAnsi="Times New Roman"/>
+          <w:sz w:val="20"/>
+          <w:szCs w:val="20"/>
+        </w:rPr>
+        <w:t xml:space="preserve">Cette leçon a été produite le 07/08/2026 et relue le 09/08/2026. Les corrections sont fondues dans le texte ci-dessus. La formulation d'origine est conservée ici, pour que rien ne se perde entre les deux versions.</w:t>
+      </w:r>
+    </w:p>
+    <w:p>
+      <w:pPr>
+        <w:pBdr>
+          <w:left w:val="single" w:color="1B3A6B" w:sz="6"/>
+        </w:pBdr>
+        <w:shd w:fill="EEF2F7" w:val="clear"/>
+        <w:spacing w:after="40" w:before="120"/>
+        <w:ind w:left="200"/>
+      </w:pPr>
+      <w:r>
+        <w:rPr>
+          <w:rFonts w:ascii="Times New Roman" w:cs="Times New Roman" w:eastAsia="Times New Roman" w:hAnsi="Times New Roman"/>
+          <w:b/>
+          <w:bCs/>
+          <w:sz w:val="20"/>
+          <w:szCs w:val="20"/>
+        </w:rPr>
+        <w:t xml:space="preserve">1. Piège n°2 — chemins en dur.</w:t>
+      </w:r>
+    </w:p>
+    <w:p>
+      <w:pPr>
+        <w:pBdr>
+          <w:left w:val="single" w:color="1B3A6B" w:sz="6"/>
+        </w:pBdr>
+        <w:shd w:fill="EEF2F7" w:val="clear"/>
+        <w:spacing w:after="40" w:before="40"/>
+        <w:ind w:left="200"/>
+      </w:pPr>
+      <w:r>
+        <w:rPr>
+          <w:rFonts w:ascii="Times New Roman" w:cs="Times New Roman" w:eastAsia="Times New Roman" w:hAnsi="Times New Roman"/>
+          <w:sz w:val="20"/>
+          <w:szCs w:val="20"/>
+        </w:rPr>
+        <w:t xml:space="preserve">Version initiale : « Sur Windows, le séparateur est \ ; path.join() gère cela automatiquement. __dirname + '/public' casse sur Windows. » Affirmation erronée, sans rapport avec l'évolution du code : la documentation Node.js (module path, section path.sep) indique que Windows accepte les deux séparateurs en entrée. Le conseil d'utiliser path.join() est conservé ; sa justification est désormais la normalisation des chemins.</w:t>
+      </w:r>
+    </w:p>
+    <w:p>
+      <w:pPr>
+        <w:pBdr>
+          <w:left w:val="single" w:color="1B3A6B" w:sz="6"/>
+        </w:pBdr>
+        <w:shd w:fill="EEF2F7" w:val="clear"/>
+        <w:spacing w:after="40" w:before="120"/>
+        <w:ind w:left="200"/>
+      </w:pPr>
+      <w:r>
+        <w:rPr>
+          <w:rFonts w:ascii="Times New Roman" w:cs="Times New Roman" w:eastAsia="Times New Roman" w:hAnsi="Times New Roman"/>
+          <w:b/>
+          <w:bCs/>
+          <w:sz w:val="20"/>
+          <w:szCs w:val="20"/>
+        </w:rPr>
+        <w:t xml:space="preserve">2. Nombre de requêtes.</w:t>
+      </w:r>
+    </w:p>
+    <w:p>
+      <w:pPr>
+        <w:pBdr>
+          <w:left w:val="single" w:color="1B3A6B" w:sz="6"/>
+        </w:pBdr>
+        <w:shd w:fill="EEF2F7" w:val="clear"/>
+        <w:spacing w:after="40" w:before="40"/>
+        <w:ind w:left="200"/>
+      </w:pPr>
+      <w:r>
+        <w:rPr>
+          <w:rFonts w:ascii="Times New Roman" w:cs="Times New Roman" w:eastAsia="Times New Roman" w:hAnsi="Times New Roman"/>
+          <w:sz w:val="20"/>
+          <w:szCs w:val="20"/>
+        </w:rPr>
+        <w:t xml:space="preserve">Version initiale : « Deux requêtes pour afficher une page ». Exact au 07/08, quand le CSS et le JavaScript étaient écrits à l'intérieur d'index.html. Leur extraction, le 09/08, porte le total à six — vérifié dans le navigateur.</w:t>
+      </w:r>
+    </w:p>
+    <w:p>
+      <w:pPr>
+        <w:pBdr>
+          <w:left w:val="single" w:color="1B3A6B" w:sz="6"/>
+        </w:pBdr>
+        <w:shd w:fill="EEF2F7" w:val="clear"/>
+        <w:spacing w:after="40" w:before="120"/>
+        <w:ind w:left="200"/>
+      </w:pPr>
+      <w:r>
+        <w:rPr>
+          <w:rFonts w:ascii="Times New Roman" w:cs="Times New Roman" w:eastAsia="Times New Roman" w:hAnsi="Times New Roman"/>
+          <w:b/>
+          <w:bCs/>
+          <w:sz w:val="20"/>
+          <w:szCs w:val="20"/>
+        </w:rPr>
+        <w:t xml:space="preserve">3. Rôle du JavaScript.</w:t>
+      </w:r>
+    </w:p>
+    <w:p>
+      <w:pPr>
+        <w:pBdr>
+          <w:left w:val="single" w:color="1B3A6B" w:sz="6"/>
+        </w:pBdr>
+        <w:shd w:fill="EEF2F7" w:val="clear"/>
+        <w:spacing w:after="40" w:before="40"/>
+        <w:ind w:left="200"/>
+      </w:pPr>
+      <w:r>
+        <w:rPr>
+          <w:rFonts w:ascii="Times New Roman" w:cs="Times New Roman" w:eastAsia="Times New Roman" w:hAnsi="Times New Roman"/>
+          <w:sz w:val="20"/>
+          <w:szCs w:val="20"/>
+        </w:rPr>
+        <w:t xml:space="preserve">Version initiale : « Dans index.html, c'est le bloc &lt;script&gt; qui appelle fetch('/api/inventaire') et construit les cartes dynamiquement. » Ce bloc a été extrait le 09/08, puis découpé en trois modules : app.js, api.js et rendu.js.</w:t>
+      </w:r>
+    </w:p>
+    <w:p>
+      <w:pPr>
+        <w:pBdr>
+          <w:left w:val="single" w:color="1B3A6B" w:sz="6"/>
+        </w:pBdr>
+        <w:shd w:fill="EEF2F7" w:val="clear"/>
+        <w:spacing w:after="40" w:before="120"/>
+        <w:ind w:left="200"/>
+      </w:pPr>
+      <w:r>
+        <w:rPr>
+          <w:rFonts w:ascii="Times New Roman" w:cs="Times New Roman" w:eastAsia="Times New Roman" w:hAnsi="Times New Roman"/>
+          <w:b/>
+          <w:bCs/>
+          <w:sz w:val="20"/>
+          <w:szCs w:val="20"/>
+        </w:rPr>
+        <w:t xml:space="preserve">4. Les trois challenges.</w:t>
+      </w:r>
+    </w:p>
+    <w:p>
+      <w:pPr>
+        <w:pBdr>
+          <w:left w:val="single" w:color="1B3A6B" w:sz="6"/>
+        </w:pBdr>
+        <w:shd w:fill="EEF2F7" w:val="clear"/>
+        <w:spacing w:after="40" w:before="40"/>
+        <w:ind w:left="200"/>
+      </w:pPr>
+      <w:r>
+        <w:rPr>
+          <w:rFonts w:ascii="Times New Roman" w:cs="Times New Roman" w:eastAsia="Times New Roman" w:hAnsi="Times New Roman"/>
+          <w:sz w:val="20"/>
+          <w:szCs w:val="20"/>
+        </w:rPr>
+        <w:t xml:space="preserve">Leur partie affichage renvoyait à index.html ; elle renvoie désormais à public/rendu.js. Le Challenge A est signalé comme déjà résolu ; B et C renvoient à leur découpage en 10 paliers progressifs. Anglicisme corrigé au passage dans l'énoncé du Challenge C : « (field taille) » est devenu « (champ taille) ».</w:t>
+      </w:r>
+    </w:p>
+    <w:p>
+      <w:pPr>
+        <w:pBdr>
+          <w:left w:val="single" w:color="1B3A6B" w:sz="6"/>
+        </w:pBdr>
+        <w:shd w:fill="EEF2F7" w:val="clear"/>
+        <w:spacing w:after="40" w:before="120"/>
+        <w:ind w:left="200"/>
+      </w:pPr>
+      <w:r>
+        <w:rPr>
+          <w:rFonts w:ascii="Times New Roman" w:cs="Times New Roman" w:eastAsia="Times New Roman" w:hAnsi="Times New Roman"/>
+          <w:b/>
+          <w:bCs/>
+          <w:sz w:val="20"/>
+          <w:szCs w:val="20"/>
+        </w:rPr>
+        <w:t xml:space="preserve">5. Prérequis de la leçon 03.</w:t>
+      </w:r>
+    </w:p>
+    <w:p>
+      <w:pPr>
+        <w:pBdr>
+          <w:left w:val="single" w:color="1B3A6B" w:sz="6"/>
+        </w:pBdr>
+        <w:shd w:fill="EEF2F7" w:val="clear"/>
+        <w:spacing w:after="40" w:before="40"/>
+        <w:ind w:left="200"/>
+      </w:pPr>
+      <w:r>
+        <w:rPr>
+          <w:rFonts w:ascii="Times New Roman" w:cs="Times New Roman" w:eastAsia="Times New Roman" w:hAnsi="Times New Roman"/>
+          <w:sz w:val="20"/>
+          <w:szCs w:val="20"/>
+        </w:rPr>
+        <w:t xml:space="preserve">Version initiale : « les fichiers scripts/serveur.js et public/index.html tels qu'ils sont après la leçon 02 ». Le projet en compte six depuis le 09/08.</w:t>
+      </w:r>
+    </w:p>
+    <w:p>
+      <w:pPr>
+        <w:pBdr>
+          <w:left w:val="single" w:color="1B3A6B" w:sz="6"/>
+        </w:pBdr>
+        <w:shd w:fill="EEF2F7" w:val="clear"/>
+        <w:spacing w:after="80" w:before="140"/>
+        <w:ind w:left="200"/>
+      </w:pPr>
+      <w:r>
+        <w:rPr>
+          <w:rFonts w:ascii="Times New Roman" w:cs="Times New Roman" w:eastAsia="Times New Roman" w:hAnsi="Times New Roman"/>
+          <w:sz w:val="20"/>
+          <w:szCs w:val="20"/>
+        </w:rPr>
+        <w:t xml:space="preserve">Vérifié lors de la relecture et inchangé : Node v24.15.0, préfixe node: disponible depuis v14.18.0 et v16.0.0, définition de RACINE, correction des écarts n°1 et n°2, 6 catégories affichées, 89 leçons comptées, et les 4 URLs de la bibliographie.</w:t>
       </w:r>
     </w:p>
     <w:p>

--- a/livrables/lecons/2026-08-07_lecon-appli-ia_02_socle-web-premier-ecran.docx
+++ b/livrables/lecons/2026-08-07_lecon-appli-ia_02_socle-web-premier-ecran.docx
@@ -936,7 +936,7 @@
           <w:sz w:val="22"/>
           <w:szCs w:val="22"/>
         </w:rPr>
-        <w:t xml:space="preserve">Sans cette vérification, une requête GET /../../../etc/passwd pourrait lire n'importe quel fichier du système.</w:t>
+        <w:t xml:space="preserve">Sans cette vérification, un client peut demander un chemin qui remonte au-dessus du dossier public/ et lire n'importe quel fichier du système. ⚠️ Corrigé le 06/09/2026 — l'EXEMPLE était trompeur, pas le conseil. La leçon écrivait « une requête GET /../../../etc/passwd pourrait lire n'importe quel fichier ». Or les clients HTTP NORMALISENT les segments « .. » avant d'envoyer la requête, conformément à la RFC 3986 section 5.2.4 : tapée dans un navigateur ou passée à curl, cette adresse arrive au serveur sous la forme /etc/passwd, où les « .. » ont déjà disparu. Mesuré le 06/09/2026 avec un serveur Node d'essai — curl standard fait recevoir req.url = "/etc/passwd", et il faut l'option --path-as-is pour que le serveur reçoive réellement "/../../../etc/passwd". L'attaque existe bel et bien, mais elle passe par un client brut qui n'applique pas cette normalisation, ou par un encodage que le navigateur ne reconnaît pas comme des points (%2e%2e%2f). LE GARDE-FOU path.resolve() + startsWith() RESTE DONC INDISPENSABLE : c'est la justification par l'exemple qui était fausse, et c'est exactement le travers que la section « Ce que l'IA rate » prétend apprendre à repérer — pour la seconde fois dans cette même section, après le piège n°2 sur Windows corrigé le 09/08/2026.</w:t>
       </w:r>
     </w:p>
     <w:p>
@@ -3247,6 +3247,67 @@
       </w:r>
     </w:p>
     <w:p>
+      <w:p>
+        <w:pPr>
+          <w:pBdr>
+            <w:bottom w:val="single" w:color="1B3A6B" w:sz="6"/>
+          </w:pBdr>
+          <w:spacing w:after="120" w:before="360"/>
+        </w:pPr>
+        <w:r>
+          <w:rPr>
+            <w:b/>
+            <w:bCs/>
+            <w:color w:val="1B3A6B"/>
+            <w:sz w:val="30"/>
+            <w:szCs w:val="30"/>
+          </w:rPr>
+          <w:t xml:space="preserve">📝 Journal des corrections — 6 septembre 2026</w:t>
+        </w:r>
+      </w:p>
+      <w:p>
+        <w:pPr>
+          <w:spacing w:after="80"/>
+        </w:pPr>
+        <w:r>
+          <w:rPr>
+            <w:b/>
+            <w:bCs/>
+            <w:i/>
+            <w:iCs/>
+            <w:color w:val="1F2937"/>
+            <w:sz w:val="22"/>
+            <w:szCs w:val="22"/>
+          </w:rPr>
+          <w:t xml:space="preserve">Leçon produite le 07/08/2026, déjà corrigée une fois le 09/08/2026 (piège n°2), relue intégralement le 06/09/2026. Les quatre URL répondent 200 et aucune ne redirige. UNE correction.</w:t>
+        </w:r>
+      </w:p>
+      <w:p>
+        <w:pPr>
+          <w:spacing w:after="80"/>
+        </w:pPr>
+        <w:r>
+          <w:rPr>
+            <w:color w:val="1F2937"/>
+            <w:sz w:val="22"/>
+            <w:szCs w:val="22"/>
+          </w:rPr>
+          <w:t xml:space="preserve">① Piège n°1 — l'exemple d'attaque était trompeur, le conseil ne l'était pas. La leçon écrivait : « une requête GET /../../../etc/passwd pourrait lire n'importe quel fichier du système ». Les clients HTTP normalisent les segments « .. » avant d'émettre la requête, conformément à la RFC 3986 section 5.2.4. Mesuré le 06/09/2026 sur un serveur Node d'essai : avec curl standard, le serveur reçoit req.url = "/etc/passwd" — les « .. » ont déjà été résolus par le client ; il faut l'option --path-as-is pour que le serveur reçoive "/../../../etc/passwd". L'attaque par traversée de répertoire est réelle, mais elle passe par un client brut ou par un encodage que le navigateur ne reconnaît pas comme des points. Le garde-fou path.resolve() + startsWith() reste indispensable ; seule sa justification par l'exemple était fausse. C'est la SECONDE fois dans cette même section « Ce que l'IA rate » — après le piège n°2 sur les séparateurs Windows, corrigé le 09/08/2026 — qu'un bon conseil est appuyé sur une mauvaise raison. La section qui prétend apprendre à repérer ce que l'IA rate est aussi celle qui concentre le plus d'affirmations non vérifiées sur le comportement d'un système : c'est déjà ce que note le garde-fou n°7 du prompt, et cette relecture le confirme une seconde fois.</w:t>
+        </w:r>
+      </w:p>
+      <w:p>
+        <w:pPr>
+          <w:spacing w:after="80"/>
+        </w:pPr>
+        <w:r>
+          <w:rPr>
+            <w:color w:val="1F2937"/>
+            <w:sz w:val="22"/>
+            <w:szCs w:val="22"/>
+          </w:rPr>
+          <w:t xml:space="preserve">Vérifié lors de la relecture et inchangé — c'est la leçon la plus vérifiable du corpus, parce que trois de ses affirmations se testent en une commande. path.join('a/', '/b') retourne bien 'a/b' là où la concaténation produit 'a//b' : exécuté. La documentation de Node.js, section path.sep, dit bien que « On Windows, both the forward slash ( / ) and backward slash ( \ ) are accepted as path segment separators » — la correction du 09/08 est donc elle-même exacte, et citée dans la bonne section. Le préfixe node: est bien disponible depuis la version 14.18 : la table History de la documentation des modules CommonJS porte « v16.0.0, v14.18.0 — Added node: import support to require(...) ». Les quatre URL répondent 200 et aucune ne redirige, contrairement à celle de la leçon n°03. Le décompte des six requêtes est cohérent avec la liste qui le suit. Et les chiffres de l'état du projet — 202 livrables, dont 79 leçons, 19 quiz, 38 infographies et 66 veilles — sont arithmétiquement exacts, datés du 02/08/2026, et ne relèvent pas du défaut de comptage repéré plus tard sur la leçon n°06 : à cette date, le dossier des leçons contenait 80 fichiers .docx et AUCUNE fiche Obsidian, celles-ci n'existant pas encore.</w:t>
+        </w:r>
+      </w:p>
       <w:pPr>
         <w:spacing w:after="40" w:before="200"/>
         <w:jc w:val="center"/>

--- a/livrables/lecons/2026-08-07_lecon-appli-ia_02_socle-web-premier-ecran.docx
+++ b/livrables/lecons/2026-08-07_lecon-appli-ia_02_socle-web-premier-ecran.docx
@@ -936,7 +936,7 @@
           <w:sz w:val="22"/>
           <w:szCs w:val="22"/>
         </w:rPr>
-        <w:t xml:space="preserve">Sans cette vérification, un client peut demander un chemin qui remonte au-dessus du dossier public/ et lire n'importe quel fichier du système. ⚠️ Corrigé le 06/09/2026 — l'EXEMPLE était trompeur, pas le conseil. La leçon écrivait « une requête GET /../../../etc/passwd pourrait lire n'importe quel fichier ». Or les clients HTTP NORMALISENT les segments « .. » avant d'envoyer la requête, conformément à la RFC 3986 section 5.2.4 : tapée dans un navigateur ou passée à curl, cette adresse arrive au serveur sous la forme /etc/passwd, où les « .. » ont déjà disparu. Mesuré le 06/09/2026 avec un serveur Node d'essai — curl standard fait recevoir req.url = "/etc/passwd", et il faut l'option --path-as-is pour que le serveur reçoive réellement "/../../../etc/passwd". L'attaque existe bel et bien, mais elle passe par un client brut qui n'applique pas cette normalisation, ou par un encodage que le navigateur ne reconnaît pas comme des points (%2e%2e%2f). LE GARDE-FOU path.resolve() + startsWith() RESTE DONC INDISPENSABLE : c'est la justification par l'exemple qui était fausse, et c'est exactement le travers que la section « Ce que l'IA rate » prétend apprendre à repérer — pour la seconde fois dans cette même section, après le piège n°2 sur Windows corrigé le 09/08/2026.</w:t>
+        <w:t xml:space="preserve">Sans cette vérification, un client peut demander un chemin qui remonte au-dessus du dossier public/ et lire n'importe quel fichier du système. ⚠️ Corrigé le 06/09/2026 — l'EXEMPLE était trompeur, pas le conseil. La leçon écrivait « une requête GET /../../../etc/passwd pourrait lire n'importe quel fichier ». Or les clients HTTP NORMALISENT les segments « .. » avant d'envoyer la requête, conformément à la RFC 3986, section 5.2.4 « Remove Dot Segments » — adresse ajoutée aux Ressources le 11/09/2026, elle n'y figurait pas : tapée dans un navigateur ou passée à curl, cette adresse arrive au serveur sous la forme /etc/passwd, où les « .. » ont déjà disparu. Mesuré le 06/09/2026 avec un serveur Node d'essai — curl standard fait recevoir req.url = "/etc/passwd", et il faut l'option --path-as-is pour que le serveur reçoive réellement "/../../../etc/passwd". L'attaque existe bel et bien, mais elle passe par un client brut qui n'applique pas cette normalisation, ou par un encodage que le navigateur ne reconnaît pas comme des points (%2e%2e%2f). LE GARDE-FOU path.resolve() + startsWith() RESTE DONC INDISPENSABLE : c'est la justification par l'exemple qui était fausse, et c'est exactement le travers que la section « Ce que l'IA rate » prétend apprendre à repérer — pour la seconde fois dans cette même section, après le piège n°2 sur Windows corrigé le 09/08/2026.</w:t>
       </w:r>
     </w:p>
     <w:p>
@@ -2936,6 +2936,37 @@
     </w:p>
     <w:p>
       <w:pPr>
+        <w:pStyle w:val="ListParagraph"/>
+        <w:numPr>
+          <w:ilvl w:val="0"/>
+          <w:numId w:val="1"/>
+        </w:numPr>
+        <w:spacing w:after="60" w:before="60"/>
+      </w:pPr>
+      <w:hyperlink w:history="1" r:id="rIdrfc3986section524">
+        <w:r>
+          <w:rPr>
+            <w:rFonts w:ascii="Times New Roman" w:cs="Times New Roman" w:eastAsia="Times New Roman" w:hAnsi="Times New Roman"/>
+            <w:color w:val="1155CC"/>
+            <w:sz w:val="22"/>
+            <w:szCs w:val="22"/>
+            <w:u w:val="single" w:color="1155CC"/>
+          </w:rPr>
+          <w:t xml:space="preserve">RFC 3986, section 5.2.4 « Remove Dot Segments » — l'algorithme de normalisation des segments « .. » (IETF Datatracker, HTTP 200)</w:t>
+        </w:r>
+      </w:hyperlink>
+      <w:r>
+        <w:rPr>
+          <w:rFonts w:ascii="Times New Roman" w:cs="Times New Roman" w:eastAsia="Times New Roman" w:hAnsi="Times New Roman"/>
+          <w:color w:val="1F2937"/>
+          <w:sz w:val="22"/>
+          <w:szCs w:val="22"/>
+        </w:rPr>
+        <w:t xml:space="preserve"> — AJOUTÉE LE 11/09/2026 : la RFC était nommée dans le corps de la leçon depuis la correction du 06/09, sans aucune adresse. Vérifiée le 11/09/2026 : 200 à cette adresse même, sans redirection, 126 355 caractères utiles, et la section 5.2.4 y porte bien le titre « Remove Dot Segments ».</w:t>
+      </w:r>
+    </w:p>
+    <w:p>
+      <w:pPr>
         <w:pStyle w:val="Heading2"/>
         <w:spacing w:after="120" w:before="320"/>
       </w:pPr>
@@ -3293,6 +3324,95 @@
             <w:szCs w:val="22"/>
           </w:rPr>
           <w:t xml:space="preserve">① Piège n°1 — l'exemple d'attaque était trompeur, le conseil ne l'était pas. La leçon écrivait : « une requête GET /../../../etc/passwd pourrait lire n'importe quel fichier du système ». Les clients HTTP normalisent les segments « .. » avant d'émettre la requête, conformément à la RFC 3986 section 5.2.4. Mesuré le 06/09/2026 sur un serveur Node d'essai : avec curl standard, le serveur reçoit req.url = "/etc/passwd" — les « .. » ont déjà été résolus par le client ; il faut l'option --path-as-is pour que le serveur reçoive "/../../../etc/passwd". L'attaque par traversée de répertoire est réelle, mais elle passe par un client brut ou par un encodage que le navigateur ne reconnaît pas comme des points. Le garde-fou path.resolve() + startsWith() reste indispensable ; seule sa justification par l'exemple était fausse. C'est la SECONDE fois dans cette même section « Ce que l'IA rate » — après le piège n°2 sur les séparateurs Windows, corrigé le 09/08/2026 — qu'un bon conseil est appuyé sur une mauvaise raison. La section qui prétend apprendre à repérer ce que l'IA rate est aussi celle qui concentre le plus d'affirmations non vérifiées sur le comportement d'un système : c'est déjà ce que note le garde-fou n°7 du prompt, et cette relecture le confirme une seconde fois.</w:t>
+        </w:r>
+      </w:p>
+      <w:p>
+        <w:pPr>
+          <w:pStyle w:val="Heading2"/>
+          <w:spacing w:after="120" w:before="320"/>
+        </w:pPr>
+        <w:r>
+          <w:rPr>
+            <w:rFonts w:ascii="Times New Roman" w:cs="Times New Roman" w:eastAsia="Times New Roman" w:hAnsi="Times New Roman"/>
+            <w:b/>
+            <w:bCs/>
+            <w:color w:val="1B3A6B"/>
+            <w:sz w:val="30"/>
+            <w:szCs w:val="30"/>
+          </w:rPr>
+          <w:t xml:space="preserve">📝 Journal des corrections — 11 septembre 2026</w:t>
+        </w:r>
+      </w:p>
+      <w:p>
+        <w:pPr>
+          <w:spacing w:after="80" w:before="80" w:line="276"/>
+        </w:pPr>
+        <w:r>
+          <w:rPr>
+            <w:rFonts w:ascii="Times New Roman" w:cs="Times New Roman" w:eastAsia="Times New Roman" w:hAnsi="Times New Roman"/>
+            <w:b/>
+            <w:bCs/>
+            <w:color w:val="1F2937"/>
+            <w:sz w:val="22"/>
+            <w:szCs w:val="22"/>
+          </w:rPr>
+          <w:t xml:space="preserve">Leçon produite le 07/08/2026, corrigée le 09/08, relue le 06/09, relue une troisième fois le 11/09/2026 par le test d'attribution des pages. UNE correction.</w:t>
+        </w:r>
+      </w:p>
+      <w:p>
+        <w:pPr>
+          <w:spacing w:after="80" w:before="80" w:line="276"/>
+        </w:pPr>
+        <w:r>
+          <w:rPr>
+            <w:rFonts w:ascii="Times New Roman" w:cs="Times New Roman" w:eastAsia="Times New Roman" w:hAnsi="Times New Roman"/>
+            <w:color w:val="1F2937"/>
+            <w:sz w:val="22"/>
+            <w:szCs w:val="22"/>
+          </w:rPr>
+          <w:t xml:space="preserve">① La RFC 3986 était nommée comme autorité, sans aucune adresse. La correction du 06/09/2026 — excellente sur le fond : elle remplaçait un exemple d'attaque trompeur par le mécanisme réel — appuyait son raisonnement sur « la RFC 3986 section 5.2.4 », citée deux fois, sans le moindre lien, et les quatre Ressources de la leçon étaient MDN et nodejs.org. Le lecteur ne pouvait pas vérifier la pièce maîtresse du raisonnement. C'est la forme exacte du défaut corrigé le même 06/09 sur la leçon n°01, où « Cloud Security Alliance » et « OX Security » étaient nommés sans URL : une correction qui améliore le fond peut introduire un défaut de source.</w:t>
+        </w:r>
+      </w:p>
+      <w:p>
+        <w:pPr>
+          <w:spacing w:after="80" w:before="80" w:line="276"/>
+        </w:pPr>
+        <w:r>
+          <w:rPr>
+            <w:rFonts w:ascii="Times New Roman" w:cs="Times New Roman" w:eastAsia="Times New Roman" w:hAnsi="Times New Roman"/>
+            <w:color w:val="1F2937"/>
+            <w:sz w:val="22"/>
+            <w:szCs w:val="22"/>
+          </w:rPr>
+          <w:t xml:space="preserve">Ce qui a été fait. L'adresse est ajoutée aux Ressources et le renvoi du corps nomme la section : RFC 3986, section 5.2.4 « Remove Dot Segments ». Choix de l'adresse : rfc-editor.org/rfc/rfc3986 REDIRIGE vers /info/rfc3986/ — c'est donc datatracker.ietf.org qui est citée, qui répond 200 à son adresse même, ancre de section comprise (règle 15 du parcours : une URL se cite à son adresse d'arrivée). Mesuré le 11/09/2026 : 126 355 caractères utiles, et la section 5.2.4 y porte le titre annoncé.</w:t>
+        </w:r>
+      </w:p>
+      <w:p>
+        <w:pPr>
+          <w:spacing w:after="80" w:before="80" w:line="276"/>
+        </w:pPr>
+        <w:r>
+          <w:rPr>
+            <w:rFonts w:ascii="Times New Roman" w:cs="Times New Roman" w:eastAsia="Times New Roman" w:hAnsi="Times New Roman"/>
+            <w:color w:val="1F2937"/>
+            <w:sz w:val="22"/>
+            <w:szCs w:val="22"/>
+          </w:rPr>
+          <w:t xml:space="preserve">À noter : la RFC documente l'ALGORITHME de suppression des segments « .. ». Que les clients HTTP l'appliquent avant d'émettre la requête est une autre affirmation — et celle-là, la leçon ne l'emprunte à personne : elle l'a mesurée, comme son journal du 06/09 le dit, sur un serveur Node d'essai où curl fait arriver req.url = "/etc/passwd". Les deux sources de l'affirmation sont donc désormais explicites : la norme pour l'algorithme, la mesure pour le comportement.</w:t>
+        </w:r>
+      </w:p>
+      <w:p>
+        <w:pPr>
+          <w:spacing w:after="80" w:before="80" w:line="276"/>
+        </w:pPr>
+        <w:r>
+          <w:rPr>
+            <w:rFonts w:ascii="Times New Roman" w:cs="Times New Roman" w:eastAsia="Times New Roman" w:hAnsi="Times New Roman"/>
+            <w:color w:val="1F2937"/>
+            <w:sz w:val="22"/>
+            <w:szCs w:val="22"/>
+          </w:rPr>
+          <w:t xml:space="preserve">Vérifié lors de cette troisième passe et inchangé. Les quatre URL d'origine répondent 200. Aucune puce vide (41 puces). Aucune page nommée dans le corps qui manque aux Ressources. Aucun numéro de version attribué à une page qui ne le porte pas.</w:t>
         </w:r>
       </w:p>
       <w:p>
